--- a/technical_protection_of_information/практики/1/2026/Документы/13. Инструкция о мерах пожарной безопасности.docx
+++ b/technical_protection_of_information/практики/1/2026/Документы/13. Инструкция о мерах пожарной безопасности.docx
@@ -237,11 +237,10 @@
       </w:pPr>
       <w:r>
         <w:rPr>
-          <w:b w:val="0"/>
-          <w:i w:val="0"/>
-          <w:sz w:val="28"/>
+          <w:rFonts w:ascii="Times New Roman" w:hAnsi="Times New Roman"/>
+          <w:sz w:val="24"/>
         </w:rPr>
-        <w:t>3.3. Приступить к тушению первичными средствами (огнетушители ОП-4 у входа, в коридоре и серверной) только при отсутствии угрозы жизни.</w:t>
+        <w:t>3.3. При отсутствии угрозы жизни использовать огнетушители по назначению: ОП-4 у входа и в рабочей комнате, ОУ-2 у двери серверной. До тушения электрооборудования, если это безопасно, отключить питание; учитывать ограничения на корпусе огнетушителя.</w:t>
       </w:r>
     </w:p>
     <w:p>
